--- a/00-首页/题组Word/第一轮习题集-学生版/第一轮结构化学-晶体结构练习题组.docx
+++ b/00-首页/题组Word/第一轮习题集-学生版/第一轮结构化学-晶体结构练习题组.docx
@@ -3,143 +3,6 @@
 <w:document xmlns:w="http://schemas.openxmlformats.org/wordprocessingml/2006/main" xmlns:m="http://schemas.openxmlformats.org/officeDocument/2006/math" xmlns:r="http://schemas.openxmlformats.org/officeDocument/2006/relationships" xmlns:o="urn:schemas-microsoft-com:office:office" xmlns:v="urn:schemas-microsoft-com:vml" xmlns:w10="urn:schemas-microsoft-com:office:word" xmlns:a="http://schemas.openxmlformats.org/drawingml/2006/main" xmlns:pic="http://schemas.openxmlformats.org/drawingml/2006/picture" xmlns:wp="http://schemas.openxmlformats.org/drawingml/2006/wordprocessingDrawing">
   <w:body>
     <w:bookmarkStart w:id="10" w:name="晶体学与晶体结构-第一轮练习题"/>
-    <w:p>
-      <w:pPr>
-        <w:spacing w:after="1800" w:before="1200" w:line="276" w:lineRule="auto"/>
-        <w:jc w:val="center"/>
-      </w:pPr>
-    </w:p>
-    <w:p>
-      <w:pPr>
-        <w:spacing w:after="320" w:before="0" w:line="276" w:lineRule="auto"/>
-        <w:jc w:val="center"/>
-      </w:pPr>
-      <w:r>
-        <w:rPr>
-          <w:rFonts w:ascii="Times New Roman" w:hAnsi="Times New Roman" w:eastAsia="SimHei" w:cs="Times New Roman"/>
-          <w:b/>
-          <w:color w:val="17324D"/>
-          <w:sz w:val="64"/>
-        </w:rPr>
-        <w:t>化学竞赛习题册</w:t>
-      </w:r>
-    </w:p>
-    <w:p>
-      <w:pPr>
-        <w:spacing w:after="120" w:before="0" w:line="276" w:lineRule="auto"/>
-        <w:jc w:val="center"/>
-      </w:pPr>
-      <w:r>
-        <w:rPr>
-          <w:rFonts w:ascii="Times New Roman" w:hAnsi="Times New Roman" w:eastAsia="Times New Roman" w:cs="Times New Roman"/>
-          <w:b w:val="0"/>
-          <w:color w:val="5B6975"/>
-          <w:sz w:val="32"/>
-        </w:rPr>
-        <w:t>student_build</w:t>
-      </w:r>
-    </w:p>
-    <w:p>
-      <w:pPr>
-        <w:spacing w:after="600" w:before="0" w:line="276" w:lineRule="auto"/>
-        <w:jc w:val="center"/>
-      </w:pPr>
-      <w:r>
-        <w:rPr>
-          <w:rFonts w:ascii="Times New Roman" w:hAnsi="Times New Roman" w:eastAsia="SimHei" w:cs="Times New Roman"/>
-          <w:b/>
-          <w:color w:val="17324D"/>
-          <w:sz w:val="44"/>
-        </w:rPr>
-        <w:t>晶体学与晶体结构</w:t>
-      </w:r>
-      <w:r>
-        <w:rPr>
-          <w:rFonts w:ascii="Times New Roman" w:hAnsi="Times New Roman" w:eastAsia="Times New Roman" w:cs="Times New Roman"/>
-          <w:b/>
-          <w:color w:val="17324D"/>
-          <w:sz w:val="44"/>
-        </w:rPr>
-        <w:t xml:space="preserve"> · </w:t>
-      </w:r>
-      <w:r>
-        <w:rPr>
-          <w:rFonts w:ascii="Times New Roman" w:hAnsi="Times New Roman" w:eastAsia="SimHei" w:cs="Times New Roman"/>
-          <w:b/>
-          <w:color w:val="17324D"/>
-          <w:sz w:val="44"/>
-        </w:rPr>
-        <w:t>第一轮练习题</w:t>
-      </w:r>
-    </w:p>
-    <w:p>
-      <w:pPr>
-        <w:spacing w:after="600" w:before="120" w:line="276" w:lineRule="auto"/>
-        <w:jc w:val="center"/>
-        <w:pBdr>
-          <w:bottom w:val="single" w:sz="8" w:space="4" w:color="4A6577"/>
-        </w:pBdr>
-      </w:pPr>
-    </w:p>
-    <w:p>
-      <w:pPr>
-        <w:spacing w:after="160" w:before="0" w:line="276" w:lineRule="auto"/>
-        <w:jc w:val="center"/>
-      </w:pPr>
-      <w:r>
-        <w:rPr>
-          <w:rFonts w:ascii="Times New Roman" w:hAnsi="Times New Roman" w:eastAsia="FangSong" w:cs="Times New Roman"/>
-          <w:b w:val="0"/>
-          <w:color w:val="5B6975"/>
-          <w:sz w:val="24"/>
-        </w:rPr>
-        <w:t>题量</w:t>
-      </w:r>
-      <w:r>
-        <w:rPr>
-          <w:rFonts w:ascii="Times New Roman" w:hAnsi="Times New Roman" w:eastAsia="Times New Roman" w:cs="Times New Roman"/>
-          <w:b w:val="0"/>
-          <w:color w:val="5B6975"/>
-          <w:sz w:val="24"/>
-        </w:rPr>
-        <w:t>：62</w:t>
-      </w:r>
-    </w:p>
-    <w:p>
-      <w:pPr>
-        <w:spacing w:after="160" w:before="0" w:line="276" w:lineRule="auto"/>
-        <w:jc w:val="center"/>
-      </w:pPr>
-      <w:r>
-        <w:rPr>
-          <w:rFonts w:ascii="Times New Roman" w:hAnsi="Times New Roman" w:eastAsia="FangSong" w:cs="Times New Roman"/>
-          <w:b w:val="0"/>
-          <w:color w:val="5B6975"/>
-          <w:sz w:val="24"/>
-        </w:rPr>
-        <w:t>日期</w:t>
-      </w:r>
-      <w:r>
-        <w:rPr>
-          <w:rFonts w:ascii="Times New Roman" w:hAnsi="Times New Roman" w:eastAsia="Times New Roman" w:cs="Times New Roman"/>
-          <w:b w:val="0"/>
-          <w:color w:val="5B6975"/>
-          <w:sz w:val="24"/>
-        </w:rPr>
-        <w:t>：2026-09-06</w:t>
-      </w:r>
-    </w:p>
-    <w:p>
-      <w:pPr>
-        <w:jc w:val="center"/>
-      </w:pPr>
-      <w:r>
-        <w:rPr>
-          <w:rFonts w:ascii="Times New Roman" w:hAnsi="Times New Roman" w:eastAsia="Times New Roman" w:cs="Times New Roman"/>
-        </w:rPr>
-        <w:br w:type="page"/>
-      </w:r>
-    </w:p>
     <w:p>
       <w:pPr>
         <w:pStyle w:val="Heading1"/>
